--- a/row/pt/email.docx
+++ b/row/pt/email.docx
@@ -883,7 +883,16 @@
                         <w:highlight w:val="yellow"/>
                         <w:lang w:val="pt-PT"/>
                       </w:rPr>
-                      <w:t>https://covermore-europe-airlines.zendesk.com/hc/</w:t>
+                      <w:t>https://covermore-europe-</w:t>
+                    </w:r>
+                    <w:r>
+                      <w:rPr>
+                        <w:rStyle w:val="Hyperlink"/>
+                        <w:highlight w:val="yellow"/>
+                        <w:lang w:val="pt-PT"/>
+                      </w:rPr>
+                      <w:lastRenderedPageBreak/>
+                      <w:t>airlines.zendesk.com/hc/</w:t>
                     </w:r>
                   </w:hyperlink>
                   <w:r>
@@ -1003,6 +1012,7 @@
                             <w:bCs/>
                             <w:lang w:val="pt-PT"/>
                           </w:rPr>
+                          <w:lastRenderedPageBreak/>
                           <w:t>E se tiver uma questão sobre a minha apólice?</w:t>
                         </w:r>
                       </w:p>
@@ -1097,6 +1107,7 @@
                           <w:rPr>
                             <w:highlight w:val="yellow"/>
                           </w:rPr>
+                          <w:lastRenderedPageBreak/>
                           <w:t xml:space="preserve">- E-mail: </w:t>
                         </w:r>
                         <w:r>
@@ -1351,6 +1362,7 @@
                       <w:bCs/>
                       <w:lang w:val="pt-PT"/>
                     </w:rPr>
+                    <w:lastRenderedPageBreak/>
                     <w:t>Como posso participar um sinistro?</w:t>
                   </w:r>
                 </w:p>
